--- a/Resume/GeraltHeart_SWE_Intern.docx
+++ b/Resume/GeraltHeart_SWE_Intern.docx
@@ -9,7 +9,7 @@
         <w:rPr>
           <w:rFonts w:ascii="Garamond" w:hAnsi="Garamond" w:cs="Times New Roman"/>
           <w:bCs/>
-          <w:color w:val="000000" w:themeColor="text1"/>
+          <w:color w:val="0B813C"/>
           <w:sz w:val="32"/>
           <w:szCs w:val="32"/>
         </w:rPr>
@@ -18,7 +18,7 @@
         <w:rPr>
           <w:rFonts w:ascii="Garamond" w:hAnsi="Garamond" w:cs="Times New Roman"/>
           <w:bCs/>
-          <w:color w:val="000000" w:themeColor="text1"/>
+          <w:color w:val="0B813C"/>
           <w:sz w:val="32"/>
           <w:szCs w:val="32"/>
         </w:rPr>
@@ -203,7 +203,7 @@
         <w:rPr>
           <w:rFonts w:ascii="Garamond" w:hAnsi="Garamond" w:cs="Times New Roman"/>
           <w:bCs/>
-          <w:color w:val="000000" w:themeColor="text1"/>
+          <w:color w:val="C00000"/>
           <w:sz w:val="24"/>
           <w:szCs w:val="24"/>
         </w:rPr>
@@ -212,7 +212,7 @@
         <w:rPr>
           <w:rFonts w:ascii="Garamond" w:hAnsi="Garamond" w:cs="Times New Roman"/>
           <w:bCs/>
-          <w:color w:val="000000" w:themeColor="text1"/>
+          <w:color w:val="C00000"/>
           <w:sz w:val="24"/>
           <w:szCs w:val="24"/>
         </w:rPr>
@@ -631,312 +631,6 @@
     </w:p>
     <w:p>
       <w:pPr>
-        <w:spacing w:before="0" w:line="276" w:lineRule="auto"/>
-        <w:ind w:left="8100" w:right="302" w:hanging="8100"/>
-        <w:rPr>
-          <w:rFonts w:ascii="Garamond" w:hAnsi="Garamond" w:cs="Arial"/>
-          <w:b/>
-          <w:color w:val="000000" w:themeColor="text1"/>
-          <w:sz w:val="24"/>
-          <w:szCs w:val="24"/>
-        </w:rPr>
-      </w:pPr>
-      <w:r>
-        <w:rPr>
-          <w:rFonts w:ascii="Garamond" w:hAnsi="Garamond" w:cs="Arial"/>
-          <w:b/>
-          <w:color w:val="000000" w:themeColor="text1"/>
-          <w:sz w:val="24"/>
-          <w:szCs w:val="24"/>
-        </w:rPr>
-        <w:t xml:space="preserve">Blinn College </w:t>
-      </w:r>
-      <w:r>
-        <w:rPr>
-          <w:rFonts w:ascii="Garamond" w:hAnsi="Garamond" w:cs="Arial"/>
-          <w:bCs/>
-          <w:color w:val="000000" w:themeColor="text1"/>
-          <w:sz w:val="24"/>
-          <w:szCs w:val="24"/>
-        </w:rPr>
-        <w:t>|</w:t>
-      </w:r>
-      <w:r>
-        <w:rPr>
-          <w:rFonts w:ascii="Garamond" w:hAnsi="Garamond" w:cs="Arial"/>
-          <w:bCs/>
-          <w:color w:val="000000" w:themeColor="text1"/>
-          <w:sz w:val="24"/>
-          <w:szCs w:val="24"/>
-        </w:rPr>
-        <w:t xml:space="preserve"> </w:t>
-      </w:r>
-      <w:r>
-        <w:rPr>
-          <w:rFonts w:ascii="Garamond" w:hAnsi="Garamond" w:cs="Arial"/>
-          <w:bCs/>
-          <w:color w:val="000000" w:themeColor="text1"/>
-          <w:sz w:val="24"/>
-          <w:szCs w:val="24"/>
-        </w:rPr>
-        <w:t>GPA: 4.0</w:t>
-      </w:r>
-      <w:r>
-        <w:rPr>
-          <w:rFonts w:ascii="Garamond" w:hAnsi="Garamond" w:cs="Arial"/>
-          <w:bCs/>
-          <w:color w:val="000000" w:themeColor="text1"/>
-          <w:sz w:val="24"/>
-          <w:szCs w:val="24"/>
-        </w:rPr>
-        <w:t>/4.0</w:t>
-      </w:r>
-      <w:r>
-        <w:rPr>
-          <w:rFonts w:ascii="Garamond" w:hAnsi="Garamond" w:cs="Arial"/>
-          <w:bCs/>
-          <w:color w:val="000000" w:themeColor="text1"/>
-          <w:sz w:val="24"/>
-          <w:szCs w:val="24"/>
-        </w:rPr>
-        <w:tab/>
-      </w:r>
-      <w:r>
-        <w:rPr>
-          <w:rFonts w:ascii="Garamond" w:hAnsi="Garamond" w:cs="Arial"/>
-          <w:bCs/>
-          <w:color w:val="000000" w:themeColor="text1"/>
-          <w:sz w:val="24"/>
-          <w:szCs w:val="24"/>
-        </w:rPr>
-        <w:t xml:space="preserve"> </w:t>
-      </w:r>
-      <w:r>
-        <w:rPr>
-          <w:rFonts w:ascii="Garamond" w:hAnsi="Garamond" w:cs="Arial"/>
-          <w:b/>
-          <w:i/>
-          <w:iCs/>
-          <w:color w:val="000000" w:themeColor="text1"/>
-          <w:sz w:val="24"/>
-          <w:szCs w:val="24"/>
-        </w:rPr>
-        <w:t>June 2024 – Dec 2024</w:t>
-      </w:r>
-    </w:p>
-    <w:p>
-      <w:pPr>
-        <w:tabs>
-          <w:tab w:val="right" w:pos="10080"/>
-        </w:tabs>
-        <w:spacing w:before="0" w:line="276" w:lineRule="auto"/>
-        <w:ind w:left="9270" w:right="254" w:hanging="9270"/>
-        <w:rPr>
-          <w:rFonts w:ascii="Garamond" w:hAnsi="Garamond" w:cs="Arial"/>
-          <w:bCs/>
-          <w:i/>
-          <w:iCs/>
-          <w:color w:val="000000" w:themeColor="text1"/>
-          <w:sz w:val="24"/>
-          <w:szCs w:val="24"/>
-        </w:rPr>
-      </w:pPr>
-      <w:r>
-        <w:rPr>
-          <w:rFonts w:ascii="Garamond" w:hAnsi="Garamond" w:cs="Arial"/>
-          <w:bCs/>
-          <w:color w:val="000000" w:themeColor="text1"/>
-          <w:sz w:val="24"/>
-          <w:szCs w:val="24"/>
-        </w:rPr>
-        <w:t>Associate of Science in Computer Science</w:t>
-      </w:r>
-      <w:r>
-        <w:rPr>
-          <w:rFonts w:ascii="Garamond" w:hAnsi="Garamond" w:cs="Arial"/>
-          <w:bCs/>
-          <w:color w:val="000000" w:themeColor="text1"/>
-          <w:sz w:val="24"/>
-          <w:szCs w:val="24"/>
-        </w:rPr>
-        <w:tab/>
-      </w:r>
-      <w:r>
-        <w:rPr>
-          <w:rFonts w:ascii="Garamond" w:hAnsi="Garamond" w:cs="Arial"/>
-          <w:bCs/>
-          <w:color w:val="000000" w:themeColor="text1"/>
-          <w:sz w:val="24"/>
-          <w:szCs w:val="24"/>
-        </w:rPr>
-        <w:t>Bryan, T</w:t>
-      </w:r>
-      <w:r>
-        <w:rPr>
-          <w:rFonts w:ascii="Garamond" w:hAnsi="Garamond" w:cs="Arial"/>
-          <w:bCs/>
-          <w:color w:val="000000" w:themeColor="text1"/>
-          <w:sz w:val="24"/>
-          <w:szCs w:val="24"/>
-        </w:rPr>
-        <w:t>X</w:t>
-      </w:r>
-    </w:p>
-    <w:p>
-      <w:pPr>
-        <w:spacing w:before="0" w:line="276" w:lineRule="auto"/>
-        <w:ind w:left="8190" w:right="302" w:hanging="8190"/>
-        <w:rPr>
-          <w:rFonts w:ascii="Garamond" w:hAnsi="Garamond" w:cs="Arial"/>
-          <w:b/>
-          <w:color w:val="000000" w:themeColor="text1"/>
-          <w:sz w:val="24"/>
-          <w:szCs w:val="24"/>
-        </w:rPr>
-      </w:pPr>
-      <w:r>
-        <w:rPr>
-          <w:rFonts w:ascii="Garamond" w:hAnsi="Garamond" w:cs="Arial"/>
-          <w:b/>
-          <w:color w:val="000000" w:themeColor="text1"/>
-          <w:sz w:val="24"/>
-          <w:szCs w:val="24"/>
-        </w:rPr>
-        <w:t xml:space="preserve">South Texas College </w:t>
-      </w:r>
-      <w:r>
-        <w:rPr>
-          <w:rFonts w:ascii="Garamond" w:hAnsi="Garamond" w:cs="Arial"/>
-          <w:bCs/>
-          <w:color w:val="000000" w:themeColor="text1"/>
-          <w:sz w:val="24"/>
-          <w:szCs w:val="24"/>
-        </w:rPr>
-        <w:t>|</w:t>
-      </w:r>
-      <w:r>
-        <w:rPr>
-          <w:rFonts w:ascii="Garamond" w:hAnsi="Garamond" w:cs="Arial"/>
-          <w:bCs/>
-          <w:color w:val="000000" w:themeColor="text1"/>
-          <w:sz w:val="24"/>
-          <w:szCs w:val="24"/>
-        </w:rPr>
-        <w:t xml:space="preserve"> </w:t>
-      </w:r>
-      <w:r>
-        <w:rPr>
-          <w:rFonts w:ascii="Garamond" w:hAnsi="Garamond" w:cs="Arial"/>
-          <w:bCs/>
-          <w:color w:val="000000" w:themeColor="text1"/>
-          <w:sz w:val="24"/>
-          <w:szCs w:val="24"/>
-        </w:rPr>
-        <w:t>GPA: 3.5</w:t>
-      </w:r>
-      <w:r>
-        <w:rPr>
-          <w:rFonts w:ascii="Garamond" w:hAnsi="Garamond" w:cs="Arial"/>
-          <w:bCs/>
-          <w:color w:val="000000" w:themeColor="text1"/>
-          <w:sz w:val="24"/>
-          <w:szCs w:val="24"/>
-        </w:rPr>
-        <w:t>/4.0</w:t>
-      </w:r>
-      <w:r>
-        <w:rPr>
-          <w:rFonts w:ascii="Garamond" w:hAnsi="Garamond" w:cs="Arial"/>
-          <w:bCs/>
-          <w:color w:val="000000" w:themeColor="text1"/>
-          <w:sz w:val="24"/>
-          <w:szCs w:val="24"/>
-        </w:rPr>
-        <w:tab/>
-      </w:r>
-      <w:r>
-        <w:rPr>
-          <w:rFonts w:ascii="Garamond" w:hAnsi="Garamond" w:cs="Arial"/>
-          <w:b/>
-          <w:i/>
-          <w:iCs/>
-          <w:color w:val="000000" w:themeColor="text1"/>
-          <w:sz w:val="24"/>
-          <w:szCs w:val="24"/>
-        </w:rPr>
-        <w:t>Aug 2014 – Dec 2017</w:t>
-      </w:r>
-    </w:p>
-    <w:p>
-      <w:pPr>
-        <w:tabs>
-          <w:tab w:val="right" w:pos="10080"/>
-        </w:tabs>
-        <w:spacing w:before="0" w:line="276" w:lineRule="auto"/>
-        <w:ind w:left="8910" w:right="302" w:hanging="8910"/>
-        <w:rPr>
-          <w:rFonts w:ascii="Garamond" w:hAnsi="Garamond" w:cs="Arial"/>
-          <w:bCs/>
-          <w:i/>
-          <w:iCs/>
-          <w:color w:val="000000" w:themeColor="text1"/>
-          <w:sz w:val="24"/>
-          <w:szCs w:val="24"/>
-        </w:rPr>
-      </w:pPr>
-      <w:r>
-        <w:rPr>
-          <w:rFonts w:ascii="Garamond" w:hAnsi="Garamond" w:cs="Arial"/>
-          <w:bCs/>
-          <w:color w:val="000000" w:themeColor="text1"/>
-          <w:sz w:val="24"/>
-          <w:szCs w:val="24"/>
-        </w:rPr>
-        <w:t>Associate of Science in Engineering</w:t>
-      </w:r>
-      <w:r>
-        <w:rPr>
-          <w:rFonts w:ascii="Garamond" w:hAnsi="Garamond" w:cs="Arial"/>
-          <w:bCs/>
-          <w:color w:val="000000" w:themeColor="text1"/>
-          <w:sz w:val="24"/>
-          <w:szCs w:val="24"/>
-        </w:rPr>
-        <w:tab/>
-      </w:r>
-      <w:r>
-        <w:rPr>
-          <w:rFonts w:ascii="Garamond" w:hAnsi="Garamond" w:cs="Arial"/>
-          <w:bCs/>
-          <w:color w:val="000000" w:themeColor="text1"/>
-          <w:sz w:val="24"/>
-          <w:szCs w:val="24"/>
-        </w:rPr>
-        <w:t xml:space="preserve"> </w:t>
-      </w:r>
-      <w:r>
-        <w:rPr>
-          <w:rFonts w:ascii="Garamond" w:hAnsi="Garamond" w:cs="Arial"/>
-          <w:bCs/>
-          <w:color w:val="000000" w:themeColor="text1"/>
-          <w:sz w:val="24"/>
-          <w:szCs w:val="24"/>
-        </w:rPr>
-        <w:t>McAllen, T</w:t>
-      </w:r>
-      <w:r>
-        <w:rPr>
-          <w:rFonts w:ascii="Garamond" w:hAnsi="Garamond" w:cs="Arial"/>
-          <w:bCs/>
-          <w:color w:val="000000" w:themeColor="text1"/>
-          <w:sz w:val="24"/>
-          <w:szCs w:val="24"/>
-        </w:rPr>
-        <w:t>X</w:t>
-      </w:r>
-    </w:p>
-    <w:p>
-      <w:pPr>
         <w:pBdr>
           <w:bottom w:val="single" w:sz="6" w:space="1" w:color="auto"/>
         </w:pBdr>
@@ -944,7 +638,7 @@
         <w:rPr>
           <w:rFonts w:ascii="Garamond" w:hAnsi="Garamond" w:cs="Times New Roman"/>
           <w:bCs/>
-          <w:color w:val="000000" w:themeColor="text1"/>
+          <w:color w:val="00B050"/>
           <w:sz w:val="24"/>
           <w:szCs w:val="24"/>
         </w:rPr>
@@ -953,7 +647,7 @@
         <w:rPr>
           <w:rFonts w:ascii="Garamond" w:hAnsi="Garamond" w:cs="Times New Roman"/>
           <w:bCs/>
-          <w:color w:val="000000" w:themeColor="text1"/>
+          <w:color w:val="C00000"/>
           <w:sz w:val="24"/>
           <w:szCs w:val="24"/>
         </w:rPr>
@@ -1386,27 +1080,7 @@
           <w:sz w:val="24"/>
           <w:szCs w:val="24"/>
         </w:rPr>
-        <w:t xml:space="preserve">Customer Segmentation &amp; </w:t>
-      </w:r>
-      <w:r>
-        <w:rPr>
-          <w:rFonts w:ascii="Garamond" w:hAnsi="Garamond" w:cs="Arial"/>
-          <w:b/>
-          <w:color w:val="000000" w:themeColor="text1"/>
-          <w:sz w:val="24"/>
-          <w:szCs w:val="24"/>
-        </w:rPr>
-        <w:t xml:space="preserve">Clustering </w:t>
-      </w:r>
-      <w:r>
-        <w:rPr>
-          <w:rFonts w:ascii="Garamond" w:hAnsi="Garamond" w:cs="Arial"/>
-          <w:b/>
-          <w:color w:val="000000" w:themeColor="text1"/>
-          <w:sz w:val="24"/>
-          <w:szCs w:val="24"/>
-        </w:rPr>
-        <w:t>Analysis</w:t>
+        <w:t xml:space="preserve">Pricing Web Scraper </w:t>
       </w:r>
       <w:r>
         <w:rPr>
@@ -1434,7 +1108,33 @@
           <w:sz w:val="24"/>
           <w:szCs w:val="24"/>
         </w:rPr>
-        <w:t>NumPy, pandas, seaborn, matplotlib, TensorFlow</w:t>
+        <w:t xml:space="preserve">PostgreSQL, Python, </w:t>
+      </w:r>
+      <w:proofErr w:type="spellStart"/>
+      <w:r>
+        <w:rPr>
+          <w:rFonts w:ascii="Garamond" w:hAnsi="Garamond" w:cs="Arial"/>
+          <w:bCs/>
+          <w:i/>
+          <w:iCs/>
+          <w:color w:val="000000" w:themeColor="text1"/>
+          <w:sz w:val="24"/>
+          <w:szCs w:val="24"/>
+        </w:rPr>
+        <w:t>BeautifulSoup</w:t>
+      </w:r>
+      <w:proofErr w:type="spellEnd"/>
+      <w:r>
+        <w:rPr>
+          <w:rFonts w:ascii="Garamond" w:hAnsi="Garamond" w:cs="Arial"/>
+          <w:bCs/>
+          <w:i/>
+          <w:iCs/>
+          <w:color w:val="000000" w:themeColor="text1"/>
+          <w:sz w:val="24"/>
+          <w:szCs w:val="24"/>
+        </w:rPr>
+        <w:t>, REST API</w:t>
       </w:r>
     </w:p>
     <w:p>
@@ -1450,6 +1150,255 @@
         </w:rPr>
       </w:pPr>
       <w:hyperlink r:id="rId10" w:history="1">
+        <w:r>
+          <w:rPr>
+            <w:rStyle w:val="Hyperlink"/>
+            <w:rFonts w:ascii="Garamond" w:hAnsi="Garamond" w:cs="Arial"/>
+            <w:bCs/>
+            <w:sz w:val="24"/>
+            <w:szCs w:val="24"/>
+          </w:rPr>
+          <w:t>https://github.com/GHeart01/Web-Scraper-Clothing</w:t>
+        </w:r>
+      </w:hyperlink>
+    </w:p>
+    <w:p>
+      <w:pPr>
+        <w:pStyle w:val="ListParagraph"/>
+        <w:numPr>
+          <w:ilvl w:val="0"/>
+          <w:numId w:val="17"/>
+        </w:numPr>
+        <w:spacing w:line="240" w:lineRule="auto"/>
+        <w:ind w:right="302"/>
+        <w:rPr>
+          <w:rFonts w:ascii="Garamond" w:hAnsi="Garamond" w:cs="Arial"/>
+          <w:bCs/>
+          <w:i/>
+          <w:iCs/>
+          <w:color w:val="000000" w:themeColor="text1"/>
+          <w:sz w:val="24"/>
+          <w:szCs w:val="24"/>
+        </w:rPr>
+      </w:pPr>
+      <w:r>
+        <w:rPr>
+          <w:rFonts w:ascii="Garamond" w:hAnsi="Garamond" w:cs="Arial"/>
+          <w:bCs/>
+          <w:color w:val="000000" w:themeColor="text1"/>
+          <w:sz w:val="22"/>
+          <w:szCs w:val="22"/>
+        </w:rPr>
+        <w:t>Implemented a PostgreSQL relational database scheme for indexing the price of men’s clothing across 4 different major retailers.</w:t>
+      </w:r>
+    </w:p>
+    <w:p>
+      <w:pPr>
+        <w:pStyle w:val="ListParagraph"/>
+        <w:numPr>
+          <w:ilvl w:val="0"/>
+          <w:numId w:val="17"/>
+        </w:numPr>
+        <w:spacing w:line="240" w:lineRule="auto"/>
+        <w:ind w:right="302"/>
+        <w:rPr>
+          <w:rFonts w:ascii="Garamond" w:hAnsi="Garamond" w:cs="Arial"/>
+          <w:bCs/>
+          <w:i/>
+          <w:iCs/>
+          <w:color w:val="000000" w:themeColor="text1"/>
+          <w:sz w:val="24"/>
+          <w:szCs w:val="24"/>
+        </w:rPr>
+      </w:pPr>
+      <w:r>
+        <w:rPr>
+          <w:rFonts w:ascii="Garamond" w:hAnsi="Garamond" w:cs="Arial"/>
+          <w:bCs/>
+          <w:color w:val="000000" w:themeColor="text1"/>
+          <w:sz w:val="22"/>
+          <w:szCs w:val="22"/>
+        </w:rPr>
+        <w:t>Built JSON serialization pipeline for storing price history with timestamps.</w:t>
+      </w:r>
+    </w:p>
+    <w:p>
+      <w:pPr>
+        <w:pStyle w:val="ListParagraph"/>
+        <w:numPr>
+          <w:ilvl w:val="0"/>
+          <w:numId w:val="17"/>
+        </w:numPr>
+        <w:spacing w:line="240" w:lineRule="auto"/>
+        <w:ind w:right="302"/>
+        <w:rPr>
+          <w:rFonts w:ascii="Garamond" w:hAnsi="Garamond" w:cs="Arial"/>
+          <w:bCs/>
+          <w:i/>
+          <w:iCs/>
+          <w:color w:val="000000" w:themeColor="text1"/>
+          <w:sz w:val="24"/>
+          <w:szCs w:val="24"/>
+        </w:rPr>
+      </w:pPr>
+      <w:r>
+        <w:rPr>
+          <w:rFonts w:ascii="Garamond" w:hAnsi="Garamond" w:cs="Arial"/>
+          <w:bCs/>
+          <w:color w:val="000000" w:themeColor="text1"/>
+          <w:sz w:val="22"/>
+          <w:szCs w:val="22"/>
+        </w:rPr>
+        <w:t xml:space="preserve">Utilized rate limiting to manage anti-scraping protections (403 errors) </w:t>
+      </w:r>
+      <w:r>
+        <w:rPr>
+          <w:rFonts w:ascii="Garamond" w:hAnsi="Garamond" w:cs="Arial"/>
+          <w:bCs/>
+          <w:color w:val="000000" w:themeColor="text1"/>
+          <w:sz w:val="22"/>
+          <w:szCs w:val="22"/>
+        </w:rPr>
+        <w:t>and evaluated performance against REST API alternatives.</w:t>
+      </w:r>
+    </w:p>
+    <w:p>
+      <w:pPr>
+        <w:pStyle w:val="ListParagraph"/>
+        <w:numPr>
+          <w:ilvl w:val="0"/>
+          <w:numId w:val="17"/>
+        </w:numPr>
+        <w:spacing w:before="0" w:line="240" w:lineRule="auto"/>
+        <w:ind w:right="302"/>
+        <w:contextualSpacing w:val="0"/>
+        <w:rPr>
+          <w:rFonts w:ascii="Garamond" w:hAnsi="Garamond" w:cs="Arial"/>
+          <w:bCs/>
+          <w:color w:val="000000" w:themeColor="text1"/>
+          <w:sz w:val="24"/>
+          <w:szCs w:val="24"/>
+        </w:rPr>
+      </w:pPr>
+      <w:r>
+        <w:rPr>
+          <w:rFonts w:ascii="Garamond" w:hAnsi="Garamond" w:cs="Arial"/>
+          <w:bCs/>
+          <w:color w:val="000000" w:themeColor="text1"/>
+          <w:sz w:val="24"/>
+          <w:szCs w:val="24"/>
+        </w:rPr>
+        <w:t>Created master scraper controller that aggregates results from multiple sources, calculates pric</w:t>
+      </w:r>
+      <w:r>
+        <w:rPr>
+          <w:rFonts w:ascii="Garamond" w:hAnsi="Garamond" w:cs="Arial"/>
+          <w:bCs/>
+          <w:color w:val="000000" w:themeColor="text1"/>
+          <w:sz w:val="24"/>
+          <w:szCs w:val="24"/>
+        </w:rPr>
+        <w:t xml:space="preserve">e </w:t>
+      </w:r>
+      <w:r>
+        <w:rPr>
+          <w:rFonts w:ascii="Garamond" w:hAnsi="Garamond" w:cs="Arial"/>
+          <w:bCs/>
+          <w:color w:val="000000" w:themeColor="text1"/>
+          <w:sz w:val="24"/>
+          <w:szCs w:val="24"/>
+        </w:rPr>
+        <w:t>comparisons, and exports normalized JSON data compatible with PostgreSQL</w:t>
+      </w:r>
+    </w:p>
+    <w:p>
+      <w:pPr>
+        <w:spacing w:line="240" w:lineRule="auto"/>
+        <w:ind w:right="302"/>
+        <w:rPr>
+          <w:rStyle w:val="Hyperlink"/>
+          <w:rFonts w:ascii="Garamond" w:hAnsi="Garamond" w:cs="Arial"/>
+          <w:bCs/>
+          <w:i/>
+          <w:iCs/>
+          <w:color w:val="000000" w:themeColor="text1"/>
+          <w:sz w:val="24"/>
+          <w:szCs w:val="24"/>
+          <w:u w:val="none"/>
+        </w:rPr>
+      </w:pPr>
+      <w:r>
+        <w:rPr>
+          <w:rFonts w:ascii="Garamond" w:hAnsi="Garamond" w:cs="Arial"/>
+          <w:b/>
+          <w:color w:val="000000" w:themeColor="text1"/>
+          <w:sz w:val="24"/>
+          <w:szCs w:val="24"/>
+        </w:rPr>
+        <w:t xml:space="preserve">Customer Segmentation &amp; </w:t>
+      </w:r>
+      <w:r>
+        <w:rPr>
+          <w:rFonts w:ascii="Garamond" w:hAnsi="Garamond" w:cs="Arial"/>
+          <w:b/>
+          <w:color w:val="000000" w:themeColor="text1"/>
+          <w:sz w:val="24"/>
+          <w:szCs w:val="24"/>
+        </w:rPr>
+        <w:t xml:space="preserve">Clustering </w:t>
+      </w:r>
+      <w:r>
+        <w:rPr>
+          <w:rFonts w:ascii="Garamond" w:hAnsi="Garamond" w:cs="Arial"/>
+          <w:b/>
+          <w:color w:val="000000" w:themeColor="text1"/>
+          <w:sz w:val="24"/>
+          <w:szCs w:val="24"/>
+        </w:rPr>
+        <w:t>Analysis</w:t>
+      </w:r>
+      <w:r>
+        <w:rPr>
+          <w:rFonts w:ascii="Garamond" w:hAnsi="Garamond" w:cs="Arial"/>
+          <w:bCs/>
+          <w:color w:val="000000" w:themeColor="text1"/>
+          <w:sz w:val="24"/>
+          <w:szCs w:val="24"/>
+        </w:rPr>
+        <w:t>|</w:t>
+      </w:r>
+      <w:r>
+        <w:rPr>
+          <w:rFonts w:ascii="Garamond" w:hAnsi="Garamond"/>
+        </w:rPr>
+        <w:t xml:space="preserve"> </w:t>
+      </w:r>
+      <w:r>
+        <w:rPr>
+          <w:rFonts w:ascii="Garamond" w:hAnsi="Garamond" w:cs="Arial"/>
+          <w:bCs/>
+          <w:i/>
+          <w:iCs/>
+          <w:color w:val="000000" w:themeColor="text1"/>
+          <w:sz w:val="24"/>
+          <w:szCs w:val="24"/>
+        </w:rPr>
+        <w:t>NumPy, pandas, seaborn, matplotlib, TensorFlow</w:t>
+      </w:r>
+    </w:p>
+    <w:p>
+      <w:pPr>
+        <w:spacing w:before="0" w:line="240" w:lineRule="auto"/>
+        <w:ind w:right="302"/>
+        <w:rPr>
+          <w:rFonts w:ascii="Garamond" w:hAnsi="Garamond" w:cs="Arial"/>
+          <w:bCs/>
+          <w:color w:val="000000" w:themeColor="text1"/>
+          <w:sz w:val="24"/>
+          <w:szCs w:val="24"/>
+        </w:rPr>
+      </w:pPr>
+      <w:hyperlink r:id="rId11" w:history="1">
         <w:r>
           <w:rPr>
             <w:rStyle w:val="Hyperlink"/>
@@ -1695,282 +1644,17 @@
           <w:sz w:val="22"/>
           <w:szCs w:val="22"/>
         </w:rPr>
-        <w:t>Utilized hyperparameter tuning across several different models to evaluate and cross-validate performance.</w:t>
-      </w:r>
-    </w:p>
-    <w:p>
-      <w:pPr>
-        <w:spacing w:line="240" w:lineRule="auto"/>
-        <w:ind w:right="302"/>
-        <w:rPr>
-          <w:rStyle w:val="Hyperlink"/>
-          <w:rFonts w:ascii="Garamond" w:hAnsi="Garamond" w:cs="Arial"/>
-          <w:bCs/>
-          <w:i/>
-          <w:iCs/>
-          <w:color w:val="000000" w:themeColor="text1"/>
-          <w:sz w:val="24"/>
-          <w:szCs w:val="24"/>
-          <w:u w:val="none"/>
-        </w:rPr>
-      </w:pPr>
-      <w:r>
-        <w:rPr>
-          <w:rFonts w:ascii="Garamond" w:hAnsi="Garamond" w:cs="Arial"/>
-          <w:b/>
-          <w:color w:val="000000" w:themeColor="text1"/>
-          <w:sz w:val="24"/>
-          <w:szCs w:val="24"/>
-        </w:rPr>
-        <w:t xml:space="preserve">SMS Spam </w:t>
-      </w:r>
-      <w:r>
-        <w:rPr>
-          <w:rFonts w:ascii="Garamond" w:hAnsi="Garamond" w:cs="Arial"/>
-          <w:b/>
-          <w:color w:val="000000" w:themeColor="text1"/>
-          <w:sz w:val="24"/>
-          <w:szCs w:val="24"/>
-        </w:rPr>
-        <w:t>Detection Analysis</w:t>
-      </w:r>
-      <w:r>
-        <w:rPr>
-          <w:rFonts w:ascii="Garamond" w:hAnsi="Garamond" w:cs="Arial"/>
-          <w:b/>
-          <w:color w:val="000000" w:themeColor="text1"/>
-          <w:sz w:val="24"/>
-          <w:szCs w:val="24"/>
-        </w:rPr>
-        <w:t xml:space="preserve"> – Deep Learning</w:t>
-      </w:r>
-      <w:r>
-        <w:rPr>
-          <w:rFonts w:ascii="Garamond" w:hAnsi="Garamond" w:cs="Arial"/>
-          <w:bCs/>
-          <w:color w:val="000000" w:themeColor="text1"/>
-          <w:sz w:val="24"/>
-          <w:szCs w:val="24"/>
-        </w:rPr>
-        <w:t xml:space="preserve"> </w:t>
-      </w:r>
-      <w:r>
-        <w:rPr>
-          <w:rFonts w:ascii="Garamond" w:hAnsi="Garamond" w:cs="Arial"/>
-          <w:bCs/>
-          <w:color w:val="000000" w:themeColor="text1"/>
-          <w:sz w:val="24"/>
-          <w:szCs w:val="24"/>
-        </w:rPr>
-        <w:t>|</w:t>
-      </w:r>
-      <w:r>
-        <w:rPr>
-          <w:rFonts w:ascii="Garamond" w:hAnsi="Garamond"/>
-        </w:rPr>
-        <w:t xml:space="preserve"> </w:t>
-      </w:r>
-      <w:r>
-        <w:rPr>
-          <w:rFonts w:ascii="Garamond" w:hAnsi="Garamond" w:cs="Arial"/>
-          <w:bCs/>
-          <w:i/>
-          <w:iCs/>
-          <w:color w:val="000000" w:themeColor="text1"/>
-          <w:sz w:val="24"/>
-          <w:szCs w:val="24"/>
-        </w:rPr>
-        <w:t>NumPy, pandas, seaborn, matplotlib</w:t>
-      </w:r>
-      <w:r>
-        <w:rPr>
-          <w:rFonts w:ascii="Garamond" w:hAnsi="Garamond" w:cs="Arial"/>
-          <w:bCs/>
-          <w:i/>
-          <w:iCs/>
-          <w:color w:val="000000" w:themeColor="text1"/>
-          <w:sz w:val="24"/>
-          <w:szCs w:val="24"/>
-        </w:rPr>
-        <w:t>, SciPy</w:t>
-      </w:r>
-    </w:p>
-    <w:p>
-      <w:pPr>
-        <w:spacing w:before="0" w:line="240" w:lineRule="auto"/>
-        <w:ind w:right="302"/>
-        <w:rPr>
-          <w:rFonts w:ascii="Garamond" w:hAnsi="Garamond" w:cs="Arial"/>
-          <w:bCs/>
-          <w:color w:val="000000" w:themeColor="text1"/>
-          <w:sz w:val="32"/>
-          <w:szCs w:val="32"/>
-        </w:rPr>
-      </w:pPr>
-      <w:hyperlink r:id="rId11" w:history="1">
-        <w:r>
-          <w:rPr>
-            <w:rStyle w:val="Hyperlink"/>
-            <w:rFonts w:ascii="Garamond" w:hAnsi="Garamond"/>
-            <w:sz w:val="22"/>
-            <w:szCs w:val="22"/>
-          </w:rPr>
-          <w:t>github.com/GHeart01/SMS-Spam-Collection-Deep-Learning</w:t>
-        </w:r>
-      </w:hyperlink>
-    </w:p>
-    <w:p>
-      <w:pPr>
-        <w:pStyle w:val="ListParagraph"/>
-        <w:numPr>
-          <w:ilvl w:val="0"/>
-          <w:numId w:val="20"/>
-        </w:numPr>
-        <w:spacing w:line="240" w:lineRule="auto"/>
-        <w:ind w:right="302"/>
-        <w:rPr>
-          <w:rFonts w:ascii="Garamond" w:hAnsi="Garamond" w:cs="Arial"/>
-          <w:bCs/>
-          <w:color w:val="000000" w:themeColor="text1"/>
-          <w:sz w:val="22"/>
-          <w:szCs w:val="22"/>
-        </w:rPr>
-      </w:pPr>
-      <w:r>
-        <w:rPr>
-          <w:rFonts w:ascii="Garamond" w:hAnsi="Garamond" w:cs="Arial"/>
-          <w:bCs/>
-          <w:color w:val="000000" w:themeColor="text1"/>
-          <w:sz w:val="22"/>
-          <w:szCs w:val="22"/>
-        </w:rPr>
-        <w:t>Data engineered features from raw data to gain better pivot points for analysis.</w:t>
-      </w:r>
-    </w:p>
-    <w:p>
-      <w:pPr>
-        <w:pStyle w:val="ListParagraph"/>
-        <w:numPr>
-          <w:ilvl w:val="0"/>
-          <w:numId w:val="20"/>
-        </w:numPr>
-        <w:spacing w:line="240" w:lineRule="auto"/>
-        <w:ind w:right="302"/>
-        <w:rPr>
-          <w:rFonts w:ascii="Garamond" w:hAnsi="Garamond" w:cs="Arial"/>
-          <w:bCs/>
-          <w:color w:val="000000" w:themeColor="text1"/>
-          <w:sz w:val="22"/>
-          <w:szCs w:val="22"/>
-        </w:rPr>
-      </w:pPr>
-      <w:r>
-        <w:rPr>
-          <w:rFonts w:ascii="Garamond" w:hAnsi="Garamond" w:cs="Arial"/>
-          <w:bCs/>
-          <w:color w:val="000000" w:themeColor="text1"/>
-          <w:sz w:val="22"/>
-          <w:szCs w:val="22"/>
-        </w:rPr>
-        <w:t xml:space="preserve">Compared deep neural networks and LSTM </w:t>
-      </w:r>
-      <w:r>
-        <w:rPr>
-          <w:rFonts w:ascii="Garamond" w:hAnsi="Garamond" w:cs="Arial"/>
-          <w:bCs/>
-          <w:color w:val="000000" w:themeColor="text1"/>
-          <w:sz w:val="22"/>
-          <w:szCs w:val="22"/>
-        </w:rPr>
-        <w:t>networks</w:t>
-      </w:r>
-      <w:r>
-        <w:rPr>
-          <w:rFonts w:ascii="Garamond" w:hAnsi="Garamond" w:cs="Arial"/>
-          <w:bCs/>
-          <w:color w:val="000000" w:themeColor="text1"/>
-          <w:sz w:val="22"/>
-          <w:szCs w:val="22"/>
-        </w:rPr>
-        <w:t xml:space="preserve"> to </w:t>
-      </w:r>
-      <w:r>
-        <w:rPr>
-          <w:rFonts w:ascii="Garamond" w:hAnsi="Garamond" w:cs="Arial"/>
-          <w:bCs/>
-          <w:color w:val="000000" w:themeColor="text1"/>
-          <w:sz w:val="22"/>
-          <w:szCs w:val="22"/>
-        </w:rPr>
-        <w:t>inform model selection decisions</w:t>
-      </w:r>
-      <w:r>
-        <w:rPr>
-          <w:rFonts w:ascii="Garamond" w:hAnsi="Garamond" w:cs="Arial"/>
-          <w:bCs/>
-          <w:color w:val="000000" w:themeColor="text1"/>
-          <w:sz w:val="22"/>
-          <w:szCs w:val="22"/>
-        </w:rPr>
-        <w:t>.</w:t>
-      </w:r>
-    </w:p>
-    <w:p>
-      <w:pPr>
-        <w:pStyle w:val="ListParagraph"/>
-        <w:numPr>
-          <w:ilvl w:val="0"/>
-          <w:numId w:val="20"/>
-        </w:numPr>
-        <w:spacing w:line="240" w:lineRule="auto"/>
-        <w:ind w:right="302"/>
-        <w:rPr>
-          <w:rFonts w:ascii="Garamond" w:hAnsi="Garamond" w:cs="Arial"/>
-          <w:bCs/>
-          <w:color w:val="000000" w:themeColor="text1"/>
-          <w:sz w:val="22"/>
-          <w:szCs w:val="22"/>
-        </w:rPr>
-      </w:pPr>
-      <w:r>
-        <w:rPr>
-          <w:rFonts w:ascii="Garamond" w:hAnsi="Garamond" w:cs="Arial"/>
-          <w:bCs/>
-          <w:color w:val="000000" w:themeColor="text1"/>
-          <w:sz w:val="22"/>
-          <w:szCs w:val="22"/>
-        </w:rPr>
-        <w:t xml:space="preserve">Improved model </w:t>
-      </w:r>
-      <w:r>
-        <w:rPr>
-          <w:rFonts w:ascii="Garamond" w:hAnsi="Garamond" w:cs="Arial"/>
-          <w:bCs/>
-          <w:color w:val="000000" w:themeColor="text1"/>
-          <w:sz w:val="22"/>
-          <w:szCs w:val="22"/>
-        </w:rPr>
-        <w:t xml:space="preserve">performance and </w:t>
-      </w:r>
-      <w:r>
-        <w:rPr>
-          <w:rFonts w:ascii="Garamond" w:hAnsi="Garamond" w:cs="Arial"/>
-          <w:bCs/>
-          <w:color w:val="000000" w:themeColor="text1"/>
-          <w:sz w:val="22"/>
-          <w:szCs w:val="22"/>
-        </w:rPr>
-        <w:t>interpretability</w:t>
-      </w:r>
-      <w:r>
-        <w:rPr>
-          <w:rFonts w:ascii="Garamond" w:hAnsi="Garamond" w:cs="Arial"/>
-          <w:bCs/>
-          <w:color w:val="000000" w:themeColor="text1"/>
-          <w:sz w:val="22"/>
-          <w:szCs w:val="22"/>
-        </w:rPr>
-        <w:t xml:space="preserve"> through visualization and log-transformed feature analysis.</w:t>
+        <w:t>Applied</w:t>
+      </w:r>
+      <w:r>
+        <w:rPr>
+          <w:rFonts w:ascii="Garamond" w:hAnsi="Garamond" w:cs="Arial"/>
+          <w:bCs/>
+          <w:color w:val="000000" w:themeColor="text1"/>
+          <w:sz w:val="22"/>
+          <w:szCs w:val="22"/>
+        </w:rPr>
+        <w:t xml:space="preserve"> hyperparameter tuning across several different models to evaluate and cross-validate performance.</w:t>
       </w:r>
     </w:p>
     <w:p>
@@ -1983,7 +1667,7 @@
         <w:rPr>
           <w:rFonts w:ascii="Garamond" w:hAnsi="Garamond" w:cs="Times New Roman"/>
           <w:bCs/>
-          <w:color w:val="000000" w:themeColor="text1"/>
+          <w:color w:val="C00000"/>
           <w:sz w:val="24"/>
           <w:szCs w:val="24"/>
         </w:rPr>
@@ -1992,7 +1676,7 @@
         <w:rPr>
           <w:rFonts w:ascii="Garamond" w:hAnsi="Garamond" w:cs="Times New Roman"/>
           <w:bCs/>
-          <w:color w:val="000000" w:themeColor="text1"/>
+          <w:color w:val="C00000"/>
           <w:sz w:val="24"/>
           <w:szCs w:val="24"/>
         </w:rPr>
@@ -2428,7 +2112,7 @@
         <w:rPr>
           <w:rFonts w:ascii="Garamond" w:hAnsi="Garamond" w:cs="Times New Roman"/>
           <w:bCs/>
-          <w:color w:val="000000" w:themeColor="text1"/>
+          <w:color w:val="C00000"/>
           <w:sz w:val="24"/>
           <w:szCs w:val="24"/>
         </w:rPr>
@@ -2437,7 +2121,7 @@
         <w:rPr>
           <w:rFonts w:ascii="Garamond" w:hAnsi="Garamond" w:cs="Times New Roman"/>
           <w:bCs/>
-          <w:color w:val="000000" w:themeColor="text1"/>
+          <w:color w:val="C00000"/>
           <w:sz w:val="24"/>
           <w:szCs w:val="24"/>
         </w:rPr>
@@ -2790,17 +2474,7 @@
           <w:sz w:val="22"/>
           <w:szCs w:val="22"/>
         </w:rPr>
-        <w:t xml:space="preserve">, </w:t>
-      </w:r>
-      <w:r>
-        <w:rPr>
-          <w:rFonts w:ascii="Garamond" w:hAnsi="Garamond" w:cs="Arial"/>
-          <w:bCs/>
-          <w:color w:val="000000" w:themeColor="text1"/>
-          <w:sz w:val="22"/>
-          <w:szCs w:val="22"/>
-        </w:rPr>
-        <w:t>Docker</w:t>
+        <w:t>, Docker</w:t>
       </w:r>
       <w:r>
         <w:rPr>
